--- a/CYBER360-Ex-3.4-Remoting-Sessions.docx
+++ b/CYBER360-Ex-3.4-Remoting-Sessions.docx
@@ -728,56 +728,18 @@
           <w:sz w:val="22"/>
           <w:szCs w:val="22"/>
         </w:rPr>
-        <w:t xml:space="preserve">Password: Your </w:t>
-      </w:r>
-      <w:r>
-        <w:rPr>
-          <w:sz w:val="22"/>
-          <w:szCs w:val="22"/>
-        </w:rPr>
-        <w:t xml:space="preserve">11 digit </w:t>
-      </w:r>
-      <w:r>
-        <w:rPr>
-          <w:sz w:val="22"/>
-          <w:szCs w:val="22"/>
-        </w:rPr>
-        <w:t>I-Number.</w:t>
-      </w:r>
-      <w:r>
-        <w:rPr>
-          <w:sz w:val="22"/>
-          <w:szCs w:val="22"/>
-        </w:rPr>
-        <w:t xml:space="preserve">  </w:t>
-      </w:r>
-      <w:r>
-        <w:rPr>
-          <w:b/>
-          <w:bCs/>
-          <w:sz w:val="22"/>
-          <w:szCs w:val="22"/>
-        </w:rPr>
-        <w:t>NOTE: Most I-Numbers are fewer digits than 11, you will need to add leading zeros to your I-Number until it is 11 digits long, do not include any spaces or other characters in your password.</w:t>
+        <w:t>Password: Your I-Number.</w:t>
+      </w:r>
+      <w:r>
+        <w:rPr>
+          <w:sz w:val="22"/>
+          <w:szCs w:val="22"/>
+        </w:rPr>
+        <w:t xml:space="preserve"> </w:t>
       </w:r>
     </w:p>
     <w:p>
       <w:pPr>
-        <w:rPr>
-          <w:sz w:val="22"/>
-          <w:szCs w:val="22"/>
-        </w:rPr>
-      </w:pPr>
-      <w:r>
-        <w:rPr>
-          <w:sz w:val="22"/>
-          <w:szCs w:val="22"/>
-        </w:rPr>
-        <w:t xml:space="preserve"> </w:t>
-      </w:r>
-    </w:p>
-    <w:p>
-      <w:pPr>
         <w:ind w:left="720"/>
         <w:rPr>
           <w:color w:val="000000" w:themeColor="text1"/>
@@ -790,7 +752,6 @@
           <w:sz w:val="22"/>
           <w:szCs w:val="22"/>
         </w:rPr>
-        <w:lastRenderedPageBreak/>
         <w:t>I</w:t>
       </w:r>
       <w:r>
@@ -929,6 +890,7 @@
         <w:pStyle w:val="Heading1"/>
       </w:pPr>
       <w:r>
+        <w:lastRenderedPageBreak/>
         <w:t>Task 1—</w:t>
       </w:r>
       <w:r>
@@ -1079,7 +1041,29 @@
           <w:sz w:val="22"/>
           <w:szCs w:val="22"/>
         </w:rPr>
-        <w:t xml:space="preserve"> the </w:t>
+        <w:t xml:space="preserve"> </w:t>
+      </w:r>
+      <w:proofErr w:type="gramStart"/>
+      <w:r>
+        <w:rPr>
+          <w:sz w:val="22"/>
+          <w:szCs w:val="22"/>
+        </w:rPr>
+        <w:t>the</w:t>
+      </w:r>
+      <w:r>
+        <w:rPr>
+          <w:sz w:val="22"/>
+          <w:szCs w:val="22"/>
+        </w:rPr>
+        <w:t xml:space="preserve"> </w:t>
+      </w:r>
+      <w:r>
+        <w:rPr>
+          <w:sz w:val="22"/>
+          <w:szCs w:val="22"/>
+        </w:rPr>
+        <w:t xml:space="preserve"> </w:t>
       </w:r>
       <w:r>
         <w:rPr>
@@ -1091,12 +1075,27 @@
         </w:rPr>
         <w:t>hostname</w:t>
       </w:r>
-      <w:r>
-        <w:rPr>
-          <w:sz w:val="22"/>
-          <w:szCs w:val="22"/>
-        </w:rPr>
-        <w:t xml:space="preserve"> command</w:t>
+      <w:proofErr w:type="gramEnd"/>
+      <w:r>
+        <w:rPr>
+          <w:sz w:val="22"/>
+          <w:szCs w:val="22"/>
+        </w:rPr>
+        <w:t xml:space="preserve"> </w:t>
+      </w:r>
+      <w:r>
+        <w:rPr>
+          <w:sz w:val="22"/>
+          <w:szCs w:val="22"/>
+        </w:rPr>
+        <w:t xml:space="preserve"> </w:t>
+      </w:r>
+      <w:r>
+        <w:rPr>
+          <w:sz w:val="22"/>
+          <w:szCs w:val="22"/>
+        </w:rPr>
+        <w:t>command</w:t>
       </w:r>
       <w:r>
         <w:rPr>
@@ -1398,6 +1397,123 @@
         </w:rPr>
         <w:t xml:space="preserve"> for different networks.</w:t>
       </w:r>
+    </w:p>
+    <w:p>
+      <w:pPr>
+        <w:pStyle w:val="ListParagraph"/>
+        <w:numPr>
+          <w:ilvl w:val="1"/>
+          <w:numId w:val="21"/>
+        </w:numPr>
+        <w:contextualSpacing w:val="0"/>
+        <w:rPr>
+          <w:rStyle w:val="AnswerChar"/>
+          <w:color w:val="auto"/>
+          <w:sz w:val="22"/>
+          <w:szCs w:val="22"/>
+        </w:rPr>
+      </w:pPr>
+      <w:proofErr w:type="gramStart"/>
+      <w:r>
+        <w:rPr>
+          <w:rStyle w:val="AnswerChar"/>
+          <w:rFonts w:ascii="Consolas" w:hAnsi="Consolas" w:cstheme="minorHAnsi"/>
+          <w:b/>
+          <w:bCs/>
+          <w:color w:val="000000" w:themeColor="text1"/>
+          <w:sz w:val="22"/>
+          <w:szCs w:val="22"/>
+        </w:rPr>
+        <w:t>Hostname</w:t>
+      </w:r>
+      <w:r>
+        <w:rPr>
+          <w:rStyle w:val="AnswerChar"/>
+          <w:rFonts w:cstheme="minorHAnsi"/>
+          <w:color w:val="000000" w:themeColor="text1"/>
+          <w:sz w:val="22"/>
+          <w:szCs w:val="22"/>
+        </w:rPr>
+        <w:t xml:space="preserve">  works</w:t>
+      </w:r>
+      <w:proofErr w:type="gramEnd"/>
+      <w:r>
+        <w:rPr>
+          <w:rStyle w:val="AnswerChar"/>
+          <w:rFonts w:cstheme="minorHAnsi"/>
+          <w:color w:val="000000" w:themeColor="text1"/>
+          <w:sz w:val="22"/>
+          <w:szCs w:val="22"/>
+        </w:rPr>
+        <w:t xml:space="preserve"> </w:t>
+      </w:r>
+      <w:r>
+        <w:rPr>
+          <w:rStyle w:val="AnswerChar"/>
+          <w:rFonts w:cstheme="minorHAnsi"/>
+          <w:color w:val="000000" w:themeColor="text1"/>
+          <w:sz w:val="22"/>
+          <w:szCs w:val="22"/>
+        </w:rPr>
+        <w:t xml:space="preserve"> </w:t>
+      </w:r>
+      <w:r>
+        <w:rPr>
+          <w:rStyle w:val="AnswerChar"/>
+          <w:rFonts w:cstheme="minorHAnsi"/>
+          <w:color w:val="000000" w:themeColor="text1"/>
+          <w:sz w:val="22"/>
+          <w:szCs w:val="22"/>
+        </w:rPr>
+        <w:t xml:space="preserve">in either CMD.exe </w:t>
+      </w:r>
+      <w:proofErr w:type="gramStart"/>
+      <w:r>
+        <w:rPr>
+          <w:rStyle w:val="AnswerChar"/>
+          <w:rFonts w:cstheme="minorHAnsi"/>
+          <w:color w:val="000000" w:themeColor="text1"/>
+          <w:sz w:val="22"/>
+          <w:szCs w:val="22"/>
+        </w:rPr>
+        <w:t>and</w:t>
+      </w:r>
+      <w:proofErr w:type="gramEnd"/>
+      <w:r>
+        <w:rPr>
+          <w:rStyle w:val="AnswerChar"/>
+          <w:rFonts w:cstheme="minorHAnsi"/>
+          <w:color w:val="000000" w:themeColor="text1"/>
+          <w:sz w:val="22"/>
+          <w:szCs w:val="22"/>
+        </w:rPr>
+        <w:t xml:space="preserve"> PowerShell. Upcoming command lines won’t work in CMD, so if you haven’t already done so, launch PowerShell Core: </w:t>
+      </w:r>
+      <w:r>
+        <w:rPr>
+          <w:rStyle w:val="AnswerChar"/>
+          <w:rFonts w:cstheme="minorHAnsi"/>
+          <w:color w:val="000000" w:themeColor="text1"/>
+          <w:sz w:val="22"/>
+          <w:szCs w:val="22"/>
+        </w:rPr>
+        <w:br/>
+        <w:t xml:space="preserve"> </w:t>
+      </w:r>
+      <w:proofErr w:type="spellStart"/>
+      <w:r>
+        <w:rPr>
+          <w:rStyle w:val="AnswerChar"/>
+          <w:rFonts w:ascii="Consolas" w:hAnsi="Consolas" w:cstheme="minorHAnsi"/>
+          <w:b/>
+          <w:bCs/>
+          <w:color w:val="000000" w:themeColor="text1"/>
+          <w:sz w:val="22"/>
+          <w:szCs w:val="22"/>
+        </w:rPr>
+        <w:t>pwsh</w:t>
+      </w:r>
+      <w:proofErr w:type="spellEnd"/>
       <w:r>
         <w:rPr>
           <w:rStyle w:val="AnswerChar"/>
@@ -1660,7 +1776,21 @@
           <w:sz w:val="22"/>
           <w:szCs w:val="22"/>
         </w:rPr>
-        <w:t xml:space="preserve">are running on DC </w:t>
+        <w:t>are running on</w:t>
+      </w:r>
+      <w:r>
+        <w:rPr>
+          <w:sz w:val="22"/>
+          <w:szCs w:val="22"/>
+        </w:rPr>
+        <w:t xml:space="preserve"> SLAYGORE</w:t>
+      </w:r>
+      <w:r>
+        <w:rPr>
+          <w:sz w:val="22"/>
+          <w:szCs w:val="22"/>
+        </w:rPr>
+        <w:t xml:space="preserve"> </w:t>
       </w:r>
       <w:r>
         <w:rPr>
@@ -2313,7 +2443,22 @@
           <w:sz w:val="22"/>
           <w:szCs w:val="22"/>
         </w:rPr>
-        <w:t xml:space="preserve"> Windows PowerShell child process: </w:t>
+        <w:t xml:space="preserve"> </w:t>
+      </w:r>
+      <w:r>
+        <w:rPr>
+          <w:sz w:val="22"/>
+          <w:szCs w:val="22"/>
+          <w:u w:val="single"/>
+        </w:rPr>
+        <w:t>Windows</w:t>
+      </w:r>
+      <w:r>
+        <w:rPr>
+          <w:sz w:val="22"/>
+          <w:szCs w:val="22"/>
+        </w:rPr>
+        <w:t xml:space="preserve"> PowerShell child process: </w:t>
       </w:r>
       <w:r>
         <w:rPr>
@@ -2535,7 +2680,14 @@
           <w:sz w:val="22"/>
           <w:szCs w:val="22"/>
         </w:rPr>
-        <w:t>is its class</w:t>
+        <w:t xml:space="preserve">is its </w:t>
+      </w:r>
+      <w:r>
+        <w:rPr>
+          <w:sz w:val="22"/>
+          <w:szCs w:val="22"/>
+        </w:rPr>
+        <w:t>class</w:t>
       </w:r>
       <w:r>
         <w:rPr>
@@ -2567,7 +2719,14 @@
           <w:sz w:val="22"/>
           <w:szCs w:val="22"/>
         </w:rPr>
-        <w:t xml:space="preserve">? </w:t>
+        <w:t xml:space="preserve"> (e.g. its type)?</w:t>
+      </w:r>
+      <w:r>
+        <w:rPr>
+          <w:sz w:val="22"/>
+          <w:szCs w:val="22"/>
+        </w:rPr>
+        <w:t xml:space="preserve"> </w:t>
       </w:r>
       <w:sdt>
         <w:sdtPr>
@@ -2722,6 +2881,7 @@
         </w:rPr>
         <w:t xml:space="preserve">What is the </w:t>
       </w:r>
+      <w:proofErr w:type="spellStart"/>
       <w:r>
         <w:rPr>
           <w:rStyle w:val="AnswerChar"/>
@@ -2733,6 +2893,7 @@
         </w:rPr>
         <w:t>FullName</w:t>
       </w:r>
+      <w:proofErr w:type="spellEnd"/>
       <w:r>
         <w:rPr>
           <w:rStyle w:val="AnswerChar"/>
@@ -3287,7 +3448,14 @@
           <w:sz w:val="22"/>
           <w:szCs w:val="22"/>
         </w:rPr>
-        <w:t xml:space="preserve">How </w:t>
+        <w:t>Now h</w:t>
+      </w:r>
+      <w:r>
+        <w:rPr>
+          <w:sz w:val="22"/>
+          <w:szCs w:val="22"/>
+        </w:rPr>
+        <w:t xml:space="preserve">ow </w:t>
       </w:r>
       <w:r>
         <w:rPr>
@@ -3893,20 +4061,23 @@
           <w:szCs w:val="22"/>
         </w:rPr>
       </w:pPr>
-      <w:r>
-        <w:rPr>
-          <w:sz w:val="22"/>
-          <w:szCs w:val="22"/>
-        </w:rPr>
-        <w:t xml:space="preserve">Exit your ssh session (this will terminate your </w:t>
-      </w:r>
       <w:proofErr w:type="gramStart"/>
       <w:r>
         <w:rPr>
           <w:sz w:val="22"/>
           <w:szCs w:val="22"/>
         </w:rPr>
-        <w:t>PowerShell instanace</w:t>
+        <w:t xml:space="preserve">Type  </w:t>
+      </w:r>
+      <w:r>
+        <w:rPr>
+          <w:rFonts w:ascii="Consolas" w:hAnsi="Consolas"/>
+          <w:b/>
+          <w:bCs/>
+          <w:sz w:val="22"/>
+          <w:szCs w:val="22"/>
+        </w:rPr>
+        <w:t>exit</w:t>
       </w:r>
       <w:proofErr w:type="gramEnd"/>
       <w:r>
@@ -3914,7 +4085,23 @@
           <w:sz w:val="22"/>
           <w:szCs w:val="22"/>
         </w:rPr>
-        <w:t>.</w:t>
+        <w:t xml:space="preserve">  to end your Windows </w:t>
+      </w:r>
+      <w:proofErr w:type="spellStart"/>
+      <w:r>
+        <w:rPr>
+          <w:sz w:val="22"/>
+          <w:szCs w:val="22"/>
+        </w:rPr>
+        <w:t>powershell</w:t>
+      </w:r>
+      <w:proofErr w:type="spellEnd"/>
+      <w:r>
+        <w:rPr>
+          <w:sz w:val="22"/>
+          <w:szCs w:val="22"/>
+        </w:rPr>
+        <w:t xml:space="preserve"> interactive instance.</w:t>
       </w:r>
     </w:p>
     <w:p>
@@ -3930,28 +4117,53 @@
           <w:szCs w:val="22"/>
         </w:rPr>
       </w:pPr>
-      <w:r>
-        <w:rPr>
-          <w:sz w:val="22"/>
-          <w:szCs w:val="22"/>
-        </w:rPr>
-        <w:t xml:space="preserve">Reconnect to the lab with </w:t>
-      </w:r>
       <w:proofErr w:type="gramStart"/>
       <w:r>
         <w:rPr>
           <w:sz w:val="22"/>
           <w:szCs w:val="22"/>
         </w:rPr>
-        <w:t>an</w:t>
-      </w:r>
+        <w:t xml:space="preserve">Type  </w:t>
+      </w:r>
+      <w:proofErr w:type="spellStart"/>
+      <w:r>
+        <w:rPr>
+          <w:rFonts w:ascii="Consolas" w:hAnsi="Consolas"/>
+          <w:b/>
+          <w:bCs/>
+          <w:sz w:val="22"/>
+          <w:szCs w:val="22"/>
+        </w:rPr>
+        <w:t>powershe</w:t>
+      </w:r>
+      <w:r>
+        <w:rPr>
+          <w:rFonts w:ascii="Consolas" w:hAnsi="Consolas"/>
+          <w:b/>
+          <w:bCs/>
+          <w:sz w:val="22"/>
+          <w:szCs w:val="22"/>
+        </w:rPr>
+        <w:t>l</w:t>
+      </w:r>
+      <w:r>
+        <w:rPr>
+          <w:rFonts w:ascii="Consolas" w:hAnsi="Consolas"/>
+          <w:b/>
+          <w:bCs/>
+          <w:sz w:val="22"/>
+          <w:szCs w:val="22"/>
+        </w:rPr>
+        <w:t>l</w:t>
+      </w:r>
+      <w:proofErr w:type="spellEnd"/>
       <w:proofErr w:type="gramEnd"/>
       <w:r>
         <w:rPr>
           <w:sz w:val="22"/>
           <w:szCs w:val="22"/>
         </w:rPr>
-        <w:t xml:space="preserve"> ssh session.</w:t>
+        <w:t xml:space="preserve">  to start a new Windows PowerShell interactive shell.</w:t>
       </w:r>
     </w:p>
     <w:p>
@@ -4515,7 +4727,6 @@
           <w:szCs w:val="22"/>
         </w:rPr>
       </w:pPr>
-      <w:proofErr w:type="gramStart"/>
       <w:r>
         <w:rPr>
           <w:rStyle w:val="AnswerChar"/>
@@ -4525,7 +4736,15 @@
         </w:rPr>
         <w:t>So</w:t>
       </w:r>
-      <w:proofErr w:type="gramEnd"/>
+      <w:r>
+        <w:rPr>
+          <w:rStyle w:val="AnswerChar"/>
+          <w:color w:val="000000" w:themeColor="text1"/>
+          <w:sz w:val="22"/>
+          <w:szCs w:val="22"/>
+        </w:rPr>
+        <w:t>,</w:t>
+      </w:r>
       <w:r>
         <w:rPr>
           <w:rStyle w:val="AnswerChar"/>
@@ -7061,19 +7280,13 @@
           <w:szCs w:val="22"/>
         </w:rPr>
       </w:pPr>
-      <w:r>
-        <w:rPr>
-          <w:sz w:val="22"/>
-          <w:szCs w:val="22"/>
-        </w:rPr>
-        <w:t xml:space="preserve">Enter: </w:t>
-      </w:r>
-      <w:r>
-        <w:rPr>
-          <w:sz w:val="22"/>
-          <w:szCs w:val="22"/>
-        </w:rPr>
-        <w:br/>
+      <w:proofErr w:type="gramStart"/>
+      <w:r>
+        <w:rPr>
+          <w:sz w:val="22"/>
+          <w:szCs w:val="22"/>
+        </w:rPr>
+        <w:t xml:space="preserve">Type  </w:t>
       </w:r>
       <w:r>
         <w:rPr>
@@ -7083,8 +7296,42 @@
           <w:sz w:val="22"/>
           <w:szCs w:val="22"/>
         </w:rPr>
+        <w:t>hostname</w:t>
+      </w:r>
+      <w:proofErr w:type="gramEnd"/>
+      <w:r>
+        <w:rPr>
+          <w:sz w:val="22"/>
+          <w:szCs w:val="22"/>
+        </w:rPr>
+        <w:t xml:space="preserve">  to ensure you’re still connected to the lab. Then e</w:t>
+      </w:r>
+      <w:r>
+        <w:rPr>
+          <w:sz w:val="22"/>
+          <w:szCs w:val="22"/>
+        </w:rPr>
+        <w:t xml:space="preserve">nter: </w:t>
+      </w:r>
+      <w:r>
+        <w:rPr>
+          <w:sz w:val="22"/>
+          <w:szCs w:val="22"/>
+        </w:rPr>
+        <w:br/>
+      </w:r>
+      <w:proofErr w:type="spellStart"/>
+      <w:r>
+        <w:rPr>
+          <w:rFonts w:ascii="Consolas" w:hAnsi="Consolas"/>
+          <w:b/>
+          <w:bCs/>
+          <w:sz w:val="22"/>
+          <w:szCs w:val="22"/>
+        </w:rPr>
         <w:t>pwsh</w:t>
       </w:r>
+      <w:proofErr w:type="spellEnd"/>
       <w:r>
         <w:rPr>
           <w:sz w:val="22"/>
@@ -7098,7 +7345,29 @@
           <w:szCs w:val="22"/>
         </w:rPr>
         <w:br/>
-        <w:t xml:space="preserve">to launch a new PowerShell Core for Windows </w:t>
+        <w:t xml:space="preserve">to launch a new PowerShell </w:t>
+      </w:r>
+      <w:proofErr w:type="gramStart"/>
+      <w:r>
+        <w:rPr>
+          <w:sz w:val="22"/>
+          <w:szCs w:val="22"/>
+        </w:rPr>
+        <w:t>Core</w:t>
+      </w:r>
+      <w:r>
+        <w:rPr>
+          <w:sz w:val="22"/>
+          <w:szCs w:val="22"/>
+        </w:rPr>
+        <w:t xml:space="preserve"> </w:t>
+      </w:r>
+      <w:r>
+        <w:rPr>
+          <w:sz w:val="22"/>
+          <w:szCs w:val="22"/>
+        </w:rPr>
+        <w:t xml:space="preserve"> </w:t>
       </w:r>
       <w:r>
         <w:rPr>
@@ -7107,14 +7376,70 @@
           <w:sz w:val="22"/>
           <w:szCs w:val="22"/>
         </w:rPr>
-        <w:t>child process</w:t>
-      </w:r>
-      <w:r>
-        <w:rPr>
-          <w:sz w:val="22"/>
-          <w:szCs w:val="22"/>
-        </w:rPr>
-        <w:t xml:space="preserve"> on the local machine.</w:t>
+        <w:t>child</w:t>
+      </w:r>
+      <w:proofErr w:type="gramEnd"/>
+      <w:r>
+        <w:rPr>
+          <w:i/>
+          <w:iCs/>
+          <w:sz w:val="22"/>
+          <w:szCs w:val="22"/>
+        </w:rPr>
+        <w:t xml:space="preserve"> </w:t>
+      </w:r>
+      <w:proofErr w:type="gramStart"/>
+      <w:r>
+        <w:rPr>
+          <w:i/>
+          <w:iCs/>
+          <w:sz w:val="22"/>
+          <w:szCs w:val="22"/>
+        </w:rPr>
+        <w:t>process</w:t>
+      </w:r>
+      <w:r>
+        <w:rPr>
+          <w:sz w:val="22"/>
+          <w:szCs w:val="22"/>
+        </w:rPr>
+        <w:t xml:space="preserve"> </w:t>
+      </w:r>
+      <w:r>
+        <w:rPr>
+          <w:sz w:val="22"/>
+          <w:szCs w:val="22"/>
+        </w:rPr>
+        <w:t xml:space="preserve"> </w:t>
+      </w:r>
+      <w:r>
+        <w:rPr>
+          <w:sz w:val="22"/>
+          <w:szCs w:val="22"/>
+        </w:rPr>
+        <w:t>on</w:t>
+      </w:r>
+      <w:proofErr w:type="gramEnd"/>
+      <w:r>
+        <w:rPr>
+          <w:sz w:val="22"/>
+          <w:szCs w:val="22"/>
+        </w:rPr>
+        <w:t xml:space="preserve"> the </w:t>
+      </w:r>
+      <w:r>
+        <w:rPr>
+          <w:sz w:val="22"/>
+          <w:szCs w:val="22"/>
+        </w:rPr>
+        <w:t>local (bastion host)</w:t>
+      </w:r>
+      <w:r>
+        <w:rPr>
+          <w:sz w:val="22"/>
+          <w:szCs w:val="22"/>
+        </w:rPr>
+        <w:t xml:space="preserve"> machine.</w:t>
       </w:r>
     </w:p>
     <w:p>
@@ -7892,7 +8217,7 @@
           <w:sz w:val="22"/>
           <w:szCs w:val="22"/>
         </w:rPr>
-        <w:t xml:space="preserve"> of the session</w:t>
+        <w:t xml:space="preserve"> of </w:t>
       </w:r>
       <w:r>
         <w:rPr>
@@ -7901,7 +8226,7 @@
           <w:sz w:val="22"/>
           <w:szCs w:val="22"/>
         </w:rPr>
-        <w:t>s</w:t>
+        <w:t>each</w:t>
       </w:r>
       <w:r>
         <w:rPr>
@@ -7910,7 +8235,7 @@
           <w:sz w:val="22"/>
           <w:szCs w:val="22"/>
         </w:rPr>
-        <w:t xml:space="preserve"> you just created?</w:t>
+        <w:t xml:space="preserve"> session you just created?</w:t>
       </w:r>
       <w:r>
         <w:rPr>
@@ -8185,7 +8510,29 @@
           <w:sz w:val="22"/>
           <w:szCs w:val="22"/>
         </w:rPr>
-        <w:t>its name and the number of services configured on it</w:t>
+        <w:t>its name and the number of service</w:t>
+      </w:r>
+      <w:r>
+        <w:rPr>
+          <w:rStyle w:val="CommandChar"/>
+          <w:rFonts w:asciiTheme="minorHAnsi" w:hAnsiTheme="minorHAnsi" w:cstheme="minorHAnsi"/>
+          <w:b w:val="0"/>
+          <w:bCs/>
+          <w:sz w:val="22"/>
+          <w:szCs w:val="22"/>
+        </w:rPr>
+        <w:t xml:space="preserve"> roles</w:t>
+      </w:r>
+      <w:r>
+        <w:rPr>
+          <w:rStyle w:val="CommandChar"/>
+          <w:rFonts w:asciiTheme="minorHAnsi" w:hAnsiTheme="minorHAnsi" w:cstheme="minorHAnsi"/>
+          <w:b w:val="0"/>
+          <w:bCs/>
+          <w:sz w:val="22"/>
+          <w:szCs w:val="22"/>
+        </w:rPr>
+        <w:t xml:space="preserve"> configured on it</w:t>
       </w:r>
       <w:r>
         <w:rPr>
@@ -8380,28 +8727,67 @@
           <w:sz w:val="22"/>
           <w:szCs w:val="22"/>
         </w:rPr>
-        <w:t>W</w:t>
-      </w:r>
-      <w:r>
-        <w:rPr>
-          <w:sz w:val="22"/>
-          <w:szCs w:val="22"/>
-        </w:rPr>
-        <w:t>hen pro</w:t>
-      </w:r>
-      <w:r>
-        <w:rPr>
-          <w:sz w:val="22"/>
-          <w:szCs w:val="22"/>
-        </w:rPr>
-        <w:t>m</w:t>
-      </w:r>
-      <w:r>
-        <w:rPr>
-          <w:sz w:val="22"/>
-          <w:szCs w:val="22"/>
-        </w:rPr>
-        <w:t xml:space="preserve">pted, enter the password </w:t>
+        <w:t xml:space="preserve">If prompted with an authenticity fingerprint, </w:t>
+      </w:r>
+      <w:proofErr w:type="gramStart"/>
+      <w:r>
+        <w:rPr>
+          <w:sz w:val="22"/>
+          <w:szCs w:val="22"/>
+        </w:rPr>
+        <w:t xml:space="preserve">enter  </w:t>
+      </w:r>
+      <w:r>
+        <w:rPr>
+          <w:rFonts w:ascii="Consolas" w:hAnsi="Consolas"/>
+          <w:b/>
+          <w:bCs/>
+          <w:sz w:val="22"/>
+          <w:szCs w:val="22"/>
+        </w:rPr>
+        <w:t>yes</w:t>
+      </w:r>
+      <w:proofErr w:type="gramEnd"/>
+      <w:r>
+        <w:rPr>
+          <w:sz w:val="22"/>
+          <w:szCs w:val="22"/>
+        </w:rPr>
+        <w:t xml:space="preserve">. At the prompt </w:t>
+      </w:r>
+      <w:proofErr w:type="spellStart"/>
+      <w:r>
+        <w:rPr>
+          <w:b/>
+          <w:bCs/>
+          <w:sz w:val="22"/>
+          <w:szCs w:val="22"/>
+        </w:rPr>
+        <w:t>ps@eric’s</w:t>
+      </w:r>
+      <w:proofErr w:type="spellEnd"/>
+      <w:r>
+        <w:rPr>
+          <w:b/>
+          <w:bCs/>
+          <w:sz w:val="22"/>
+          <w:szCs w:val="22"/>
+        </w:rPr>
+        <w:t xml:space="preserve"> password</w:t>
+      </w:r>
+      <w:r>
+        <w:rPr>
+          <w:sz w:val="22"/>
+          <w:szCs w:val="22"/>
+        </w:rPr>
+        <w:t>,</w:t>
+      </w:r>
+      <w:r>
+        <w:rPr>
+          <w:sz w:val="22"/>
+          <w:szCs w:val="22"/>
+        </w:rPr>
+        <w:t xml:space="preserve"> enter the password </w:t>
       </w:r>
       <w:r>
         <w:rPr>
@@ -8417,8 +8803,22 @@
           <w:sz w:val="22"/>
           <w:szCs w:val="22"/>
         </w:rPr>
-        <w:t xml:space="preserve">) </w:t>
-      </w:r>
+        <w:t>)</w:t>
+      </w:r>
+    </w:p>
+    <w:p>
+      <w:pPr>
+        <w:pStyle w:val="ListParagraph"/>
+        <w:numPr>
+          <w:ilvl w:val="1"/>
+          <w:numId w:val="26"/>
+        </w:numPr>
+        <w:contextualSpacing w:val="0"/>
+        <w:rPr>
+          <w:sz w:val="22"/>
+          <w:szCs w:val="22"/>
+        </w:rPr>
+      </w:pPr>
       <w:r>
         <w:rPr>
           <w:sz w:val="22"/>
@@ -8549,7 +8949,84 @@
           <w:sz w:val="22"/>
           <w:szCs w:val="22"/>
         </w:rPr>
-        <w:t xml:space="preserve"> transport mechanism.</w:t>
+        <w:t xml:space="preserve"> transport mechanism</w:t>
+      </w:r>
+      <w:r>
+        <w:rPr>
+          <w:sz w:val="22"/>
+          <w:szCs w:val="22"/>
+        </w:rPr>
+        <w:t xml:space="preserve"> </w:t>
+      </w:r>
+      <w:r>
+        <w:rPr>
+          <w:sz w:val="22"/>
+          <w:szCs w:val="22"/>
+        </w:rPr>
+        <w:t xml:space="preserve">instead of </w:t>
+      </w:r>
+      <w:r>
+        <w:rPr>
+          <w:i/>
+          <w:iCs/>
+          <w:sz w:val="22"/>
+          <w:szCs w:val="22"/>
+        </w:rPr>
+        <w:t>Web-Service</w:t>
+      </w:r>
+      <w:r>
+        <w:rPr>
+          <w:i/>
+          <w:iCs/>
+          <w:sz w:val="22"/>
+          <w:szCs w:val="22"/>
+        </w:rPr>
+        <w:t>s</w:t>
+      </w:r>
+      <w:r>
+        <w:rPr>
+          <w:i/>
+          <w:iCs/>
+          <w:sz w:val="22"/>
+          <w:szCs w:val="22"/>
+        </w:rPr>
+        <w:t xml:space="preserve"> Management</w:t>
+      </w:r>
+      <w:r>
+        <w:rPr>
+          <w:i/>
+          <w:iCs/>
+          <w:sz w:val="22"/>
+          <w:szCs w:val="22"/>
+        </w:rPr>
+        <w:t xml:space="preserve"> (</w:t>
+      </w:r>
+      <w:proofErr w:type="spellStart"/>
+      <w:r>
+        <w:rPr>
+          <w:i/>
+          <w:iCs/>
+          <w:sz w:val="22"/>
+          <w:szCs w:val="22"/>
+        </w:rPr>
+        <w:t>WSMan</w:t>
+      </w:r>
+      <w:proofErr w:type="spellEnd"/>
+      <w:r>
+        <w:rPr>
+          <w:i/>
+          <w:iCs/>
+          <w:sz w:val="22"/>
+          <w:szCs w:val="22"/>
+        </w:rPr>
+        <w:t>)</w:t>
+      </w:r>
+      <w:r>
+        <w:rPr>
+          <w:sz w:val="22"/>
+          <w:szCs w:val="22"/>
+        </w:rPr>
+        <w:t>.</w:t>
       </w:r>
       <w:r>
         <w:rPr>
@@ -8709,6 +9186,7 @@
           <w:sz w:val="22"/>
           <w:szCs w:val="22"/>
         </w:rPr>
+        <w:lastRenderedPageBreak/>
         <w:t xml:space="preserve">What is </w:t>
       </w:r>
       <w:r>
@@ -8819,7 +9297,6 @@
           <w:sz w:val="22"/>
           <w:szCs w:val="22"/>
         </w:rPr>
-        <w:lastRenderedPageBreak/>
         <w:t xml:space="preserve">What is </w:t>
       </w:r>
       <w:r>
@@ -9544,21 +10021,35 @@
           <w:sz w:val="22"/>
           <w:szCs w:val="22"/>
         </w:rPr>
-        <w:t xml:space="preserve">xplain </w:t>
-      </w:r>
-      <w:r>
-        <w:rPr>
-          <w:sz w:val="22"/>
-          <w:szCs w:val="22"/>
-        </w:rPr>
-        <w:t>your</w:t>
-      </w:r>
-      <w:r>
-        <w:rPr>
-          <w:sz w:val="22"/>
-          <w:szCs w:val="22"/>
-        </w:rPr>
-        <w:t xml:space="preserve"> outputs: </w:t>
+        <w:t>xplain</w:t>
+      </w:r>
+      <w:r>
+        <w:rPr>
+          <w:sz w:val="22"/>
+          <w:szCs w:val="22"/>
+        </w:rPr>
+        <w:t xml:space="preserve"> how and why those</w:t>
+      </w:r>
+      <w:r>
+        <w:rPr>
+          <w:sz w:val="22"/>
+          <w:szCs w:val="22"/>
+        </w:rPr>
+        <w:t xml:space="preserve"> outputs</w:t>
+      </w:r>
+      <w:r>
+        <w:rPr>
+          <w:sz w:val="22"/>
+          <w:szCs w:val="22"/>
+        </w:rPr>
+        <w:t xml:space="preserve"> differ</w:t>
+      </w:r>
+      <w:r>
+        <w:rPr>
+          <w:sz w:val="22"/>
+          <w:szCs w:val="22"/>
+        </w:rPr>
+        <w:t xml:space="preserve">: </w:t>
       </w:r>
       <w:sdt>
         <w:sdtPr>
@@ -10055,7 +10546,77 @@
           <w:sz w:val="22"/>
           <w:szCs w:val="22"/>
         </w:rPr>
-        <w:t xml:space="preserve"> variable.</w:t>
+        <w:t xml:space="preserve"> variable</w:t>
+      </w:r>
+      <w:r>
+        <w:rPr>
+          <w:rStyle w:val="AnswerChar"/>
+          <w:i/>
+          <w:iCs/>
+          <w:color w:val="000000" w:themeColor="text1"/>
+          <w:sz w:val="22"/>
+          <w:szCs w:val="22"/>
+        </w:rPr>
+        <w:t xml:space="preserve">, </w:t>
+      </w:r>
+      <w:proofErr w:type="gramStart"/>
+      <w:r>
+        <w:rPr>
+          <w:rStyle w:val="AnswerChar"/>
+          <w:i/>
+          <w:iCs/>
+          <w:color w:val="000000" w:themeColor="text1"/>
+          <w:sz w:val="22"/>
+          <w:szCs w:val="22"/>
+        </w:rPr>
+        <w:t>and also</w:t>
+      </w:r>
+      <w:proofErr w:type="gramEnd"/>
+      <w:r>
+        <w:rPr>
+          <w:rStyle w:val="AnswerChar"/>
+          <w:i/>
+          <w:iCs/>
+          <w:color w:val="000000" w:themeColor="text1"/>
+          <w:sz w:val="22"/>
+          <w:szCs w:val="22"/>
+        </w:rPr>
+        <w:t xml:space="preserve"> appears in the output of </w:t>
+      </w:r>
+      <w:r>
+        <w:rPr>
+          <w:rStyle w:val="AnswerChar"/>
+          <w:rFonts w:ascii="Consolas" w:hAnsi="Consolas"/>
+          <w:b/>
+          <w:bCs/>
+          <w:color w:val="000000" w:themeColor="text1"/>
+          <w:sz w:val="22"/>
+          <w:szCs w:val="22"/>
+        </w:rPr>
+        <w:t>p</w:t>
+      </w:r>
+      <w:r>
+        <w:rPr>
+          <w:rStyle w:val="AnswerChar"/>
+          <w:rFonts w:ascii="Consolas" w:hAnsi="Consolas"/>
+          <w:b/>
+          <w:bCs/>
+          <w:color w:val="000000" w:themeColor="text1"/>
+          <w:sz w:val="22"/>
+          <w:szCs w:val="22"/>
+        </w:rPr>
+        <w:t>s</w:t>
+      </w:r>
+      <w:r>
+        <w:rPr>
+          <w:rStyle w:val="AnswerChar"/>
+          <w:i/>
+          <w:iCs/>
+          <w:color w:val="000000" w:themeColor="text1"/>
+          <w:sz w:val="22"/>
+          <w:szCs w:val="22"/>
+        </w:rPr>
+        <w:t>.</w:t>
       </w:r>
       <w:r>
         <w:rPr>
@@ -10096,7 +10657,7 @@
           <w:sz w:val="22"/>
           <w:szCs w:val="22"/>
         </w:rPr>
-        <w:t>U</w:t>
+        <w:t>Try to u</w:t>
       </w:r>
       <w:r>
         <w:rPr>
@@ -10127,6 +10688,7 @@
         </w:rPr>
         <w:t xml:space="preserve"> </w:t>
       </w:r>
+      <w:proofErr w:type="spellStart"/>
       <w:r>
         <w:rPr>
           <w:b/>
@@ -10136,6 +10698,7 @@
         </w:rPr>
         <w:t>tty</w:t>
       </w:r>
+      <w:proofErr w:type="spellEnd"/>
       <w:proofErr w:type="gramEnd"/>
       <w:r>
         <w:rPr>
@@ -11223,6 +11786,7 @@
         </w:rPr>
         <w:t xml:space="preserve"> spawned </w:t>
       </w:r>
+      <w:proofErr w:type="spellStart"/>
       <w:r>
         <w:rPr>
           <w:b/>
@@ -11230,14 +11794,49 @@
           <w:sz w:val="22"/>
           <w:szCs w:val="22"/>
         </w:rPr>
-        <w:t>ps fax</w:t>
-      </w:r>
-      <w:r>
-        <w:rPr>
-          <w:sz w:val="22"/>
-          <w:szCs w:val="22"/>
-        </w:rPr>
-        <w:t xml:space="preserve">)? </w:t>
+        <w:t>ps</w:t>
+      </w:r>
+      <w:proofErr w:type="spellEnd"/>
+      <w:r>
+        <w:rPr>
+          <w:b/>
+          <w:bCs/>
+          <w:sz w:val="22"/>
+          <w:szCs w:val="22"/>
+        </w:rPr>
+        <w:t xml:space="preserve"> </w:t>
+      </w:r>
+      <w:proofErr w:type="gramStart"/>
+      <w:r>
+        <w:rPr>
+          <w:b/>
+          <w:bCs/>
+          <w:sz w:val="22"/>
+          <w:szCs w:val="22"/>
+        </w:rPr>
+        <w:t>fax</w:t>
+      </w:r>
+      <w:r>
+        <w:rPr>
+          <w:sz w:val="22"/>
+          <w:szCs w:val="22"/>
+        </w:rPr>
+        <w:t xml:space="preserve"> </w:t>
+      </w:r>
+      <w:r>
+        <w:rPr>
+          <w:sz w:val="22"/>
+          <w:szCs w:val="22"/>
+        </w:rPr>
+        <w:t>?</w:t>
+      </w:r>
+      <w:proofErr w:type="gramEnd"/>
+      <w:r>
+        <w:rPr>
+          <w:sz w:val="22"/>
+          <w:szCs w:val="22"/>
+        </w:rPr>
+        <w:t xml:space="preserve"> </w:t>
       </w:r>
       <w:sdt>
         <w:sdtPr>
@@ -16024,7 +16623,6 @@
   <w:style w:type="character" w:default="1" w:styleId="DefaultParagraphFont">
     <w:name w:val="Default Paragraph Font"/>
     <w:uiPriority w:val="1"/>
-    <w:semiHidden/>
     <w:unhideWhenUsed/>
   </w:style>
   <w:style w:type="table" w:default="1" w:styleId="TableNormal">
@@ -18390,6 +18988,7 @@
     <w:rsid w:val="002D68FF"/>
     <w:rsid w:val="00346A5C"/>
     <w:rsid w:val="0036402A"/>
+    <w:rsid w:val="003D1089"/>
     <w:rsid w:val="003E4C64"/>
     <w:rsid w:val="004462A2"/>
     <w:rsid w:val="00485224"/>
@@ -18406,6 +19005,7 @@
     <w:rsid w:val="007C7A24"/>
     <w:rsid w:val="007E6374"/>
     <w:rsid w:val="00854407"/>
+    <w:rsid w:val="008651C5"/>
     <w:rsid w:val="00920869"/>
     <w:rsid w:val="00994961"/>
     <w:rsid w:val="00A04A39"/>

--- a/CYBER360-Ex-3.4-Remoting-Sessions.docx
+++ b/CYBER360-Ex-3.4-Remoting-Sessions.docx
@@ -875,7 +875,15 @@
           <w:sz w:val="22"/>
           <w:szCs w:val="22"/>
         </w:rPr>
-        <w:t>PS C:\Users\mer23079&gt;</w:t>
+        <w:t>cyber360lab\mer23079@HORACE</w:t>
+      </w:r>
+      <w:r>
+        <w:rPr>
+          <w:rFonts w:ascii="Lucida Console" w:hAnsi="Lucida Console"/>
+          <w:sz w:val="22"/>
+          <w:szCs w:val="22"/>
+        </w:rPr>
+        <w:t xml:space="preserve"> C:\Users\mer23079&gt;</w:t>
       </w:r>
       <w:r>
         <w:rPr>
@@ -1500,7 +1508,6 @@
         <w:br/>
         <w:t xml:space="preserve"> </w:t>
       </w:r>
-      <w:proofErr w:type="spellStart"/>
       <w:r>
         <w:rPr>
           <w:rStyle w:val="AnswerChar"/>
@@ -1513,7 +1520,6 @@
         </w:rPr>
         <w:t>pwsh</w:t>
       </w:r>
-      <w:proofErr w:type="spellEnd"/>
       <w:r>
         <w:rPr>
           <w:rStyle w:val="AnswerChar"/>
@@ -2881,7 +2887,6 @@
         </w:rPr>
         <w:t xml:space="preserve">What is the </w:t>
       </w:r>
-      <w:proofErr w:type="spellStart"/>
       <w:r>
         <w:rPr>
           <w:rStyle w:val="AnswerChar"/>
@@ -2893,7 +2898,6 @@
         </w:rPr>
         <w:t>FullName</w:t>
       </w:r>
-      <w:proofErr w:type="spellEnd"/>
       <w:r>
         <w:rPr>
           <w:rStyle w:val="AnswerChar"/>
@@ -4085,23 +4089,7 @@
           <w:sz w:val="22"/>
           <w:szCs w:val="22"/>
         </w:rPr>
-        <w:t xml:space="preserve">  to end your Windows </w:t>
-      </w:r>
-      <w:proofErr w:type="spellStart"/>
-      <w:r>
-        <w:rPr>
-          <w:sz w:val="22"/>
-          <w:szCs w:val="22"/>
-        </w:rPr>
-        <w:t>powershell</w:t>
-      </w:r>
-      <w:proofErr w:type="spellEnd"/>
-      <w:r>
-        <w:rPr>
-          <w:sz w:val="22"/>
-          <w:szCs w:val="22"/>
-        </w:rPr>
-        <w:t xml:space="preserve"> interactive instance.</w:t>
+        <w:t xml:space="preserve">  to end your Windows powershell interactive instance.</w:t>
       </w:r>
     </w:p>
     <w:p>
@@ -4125,7 +4113,6 @@
         </w:rPr>
         <w:t xml:space="preserve">Type  </w:t>
       </w:r>
-      <w:proofErr w:type="spellStart"/>
       <w:r>
         <w:rPr>
           <w:rFonts w:ascii="Consolas" w:hAnsi="Consolas"/>
@@ -4156,7 +4143,6 @@
         </w:rPr>
         <w:t>l</w:t>
       </w:r>
-      <w:proofErr w:type="spellEnd"/>
       <w:proofErr w:type="gramEnd"/>
       <w:r>
         <w:rPr>
@@ -7320,7 +7306,6 @@
         </w:rPr>
         <w:br/>
       </w:r>
-      <w:proofErr w:type="spellStart"/>
       <w:r>
         <w:rPr>
           <w:rFonts w:ascii="Consolas" w:hAnsi="Consolas"/>
@@ -7331,7 +7316,6 @@
         </w:rPr>
         <w:t>pwsh</w:t>
       </w:r>
-      <w:proofErr w:type="spellEnd"/>
       <w:r>
         <w:rPr>
           <w:sz w:val="22"/>
@@ -8755,7 +8739,6 @@
         </w:rPr>
         <w:t xml:space="preserve">. At the prompt </w:t>
       </w:r>
-      <w:proofErr w:type="spellStart"/>
       <w:r>
         <w:rPr>
           <w:b/>
@@ -8763,17 +8746,7 @@
           <w:sz w:val="22"/>
           <w:szCs w:val="22"/>
         </w:rPr>
-        <w:t>ps@eric’s</w:t>
-      </w:r>
-      <w:proofErr w:type="spellEnd"/>
-      <w:r>
-        <w:rPr>
-          <w:b/>
-          <w:bCs/>
-          <w:sz w:val="22"/>
-          <w:szCs w:val="22"/>
-        </w:rPr>
-        <w:t xml:space="preserve"> password</w:t>
+        <w:t>ps@eric’s password</w:t>
       </w:r>
       <w:r>
         <w:rPr>
@@ -8999,27 +8972,7 @@
           <w:sz w:val="22"/>
           <w:szCs w:val="22"/>
         </w:rPr>
-        <w:t xml:space="preserve"> (</w:t>
-      </w:r>
-      <w:proofErr w:type="spellStart"/>
-      <w:r>
-        <w:rPr>
-          <w:i/>
-          <w:iCs/>
-          <w:sz w:val="22"/>
-          <w:szCs w:val="22"/>
-        </w:rPr>
-        <w:t>WSMan</w:t>
-      </w:r>
-      <w:proofErr w:type="spellEnd"/>
-      <w:r>
-        <w:rPr>
-          <w:i/>
-          <w:iCs/>
-          <w:sz w:val="22"/>
-          <w:szCs w:val="22"/>
-        </w:rPr>
-        <w:t>)</w:t>
+        <w:t xml:space="preserve"> (WSMan)</w:t>
       </w:r>
       <w:r>
         <w:rPr>
@@ -10688,7 +10641,6 @@
         </w:rPr>
         <w:t xml:space="preserve"> </w:t>
       </w:r>
-      <w:proofErr w:type="spellStart"/>
       <w:r>
         <w:rPr>
           <w:b/>
@@ -10698,7 +10650,6 @@
         </w:rPr>
         <w:t>tty</w:t>
       </w:r>
-      <w:proofErr w:type="spellEnd"/>
       <w:proofErr w:type="gramEnd"/>
       <w:r>
         <w:rPr>
@@ -11786,7 +11737,6 @@
         </w:rPr>
         <w:t xml:space="preserve"> spawned </w:t>
       </w:r>
-      <w:proofErr w:type="spellStart"/>
       <w:r>
         <w:rPr>
           <w:b/>
@@ -11794,17 +11744,7 @@
           <w:sz w:val="22"/>
           <w:szCs w:val="22"/>
         </w:rPr>
-        <w:t>ps</w:t>
-      </w:r>
-      <w:proofErr w:type="spellEnd"/>
-      <w:r>
-        <w:rPr>
-          <w:b/>
-          <w:bCs/>
-          <w:sz w:val="22"/>
-          <w:szCs w:val="22"/>
-        </w:rPr>
-        <w:t xml:space="preserve"> </w:t>
+        <w:t xml:space="preserve">ps </w:t>
       </w:r>
       <w:proofErr w:type="gramStart"/>
       <w:r>
@@ -16623,6 +16563,7 @@
   <w:style w:type="character" w:default="1" w:styleId="DefaultParagraphFont">
     <w:name w:val="Default Paragraph Font"/>
     <w:uiPriority w:val="1"/>
+    <w:semiHidden/>
     <w:unhideWhenUsed/>
   </w:style>
   <w:style w:type="table" w:default="1" w:styleId="TableNormal">
@@ -19020,6 +18961,7 @@
     <w:rsid w:val="00BD32B9"/>
     <w:rsid w:val="00BF1762"/>
     <w:rsid w:val="00BF31B0"/>
+    <w:rsid w:val="00C21B74"/>
     <w:rsid w:val="00C40C05"/>
     <w:rsid w:val="00C428B3"/>
     <w:rsid w:val="00C84655"/>
@@ -19027,6 +18969,7 @@
     <w:rsid w:val="00CF0B85"/>
     <w:rsid w:val="00D16251"/>
     <w:rsid w:val="00D67AF3"/>
+    <w:rsid w:val="00DF7F7D"/>
     <w:rsid w:val="00E533D9"/>
     <w:rsid w:val="00E92CE4"/>
     <w:rsid w:val="00E94293"/>
